--- a/por/docx/65.content.docx
+++ b/por/docx/65.content.docx
@@ -19,7 +19,7 @@
         <w:rPr>
           <w:lang w:val="pt_PT" w:bidi="pt_PT"/>
         </w:rPr>
-        <w:t>Resource: Notas de Estudo - Introduções aos Livros (Tyndale)</w:t>
+        <w:t>Resource: Tyndale Open Study Notes</w:t>
       </w:r>
       <w:r>
         <w:rPr>
@@ -112,7 +112,7 @@
         <w:rPr>
           <w:lang w:val="pt_PT" w:bidi="pt_PT"/>
         </w:rPr>
-        <w:t>Notas de Estudo - Introduções aos Livros (Tyndale)</w:t>
+        <w:t>Tyndale Open Study Notes</w:t>
       </w:r>
     </w:p>
     <w:p>

--- a/por/docx/65.content.docx
+++ b/por/docx/65.content.docx
@@ -19,7 +19,7 @@
         <w:rPr>
           <w:lang w:val="pt_PT" w:bidi="pt_PT"/>
         </w:rPr>
-        <w:t>Resource: Tyndale Open Study Notes</w:t>
+        <w:t>Resource: Aquifer Open Study Notes (Book Intros)</w:t>
       </w:r>
       <w:r>
         <w:rPr>
@@ -112,7 +112,7 @@
         <w:rPr>
           <w:lang w:val="pt_PT" w:bidi="pt_PT"/>
         </w:rPr>
-        <w:t>Tyndale Open Study Notes</w:t>
+        <w:t>Aquifer Open Study Notes (Book Intros)</w:t>
       </w:r>
     </w:p>
     <w:p>

--- a/por/docx/65.content.docx
+++ b/por/docx/65.content.docx
@@ -258,90 +258,60 @@
         </w:rPr>
         <w:t>Judas escreveu esta carta para combater falsos mestres na igreja primitiva. Judas foca menos no que essas pessoas estavam ensinando e mais na maneira como estavam vivendo; no centro da crítica de Judas está a acusação de que eles eram libertinos - assumiram que a graça de Deus revelada em Cristo lhes dava a liberdade de fazer o que quisessem (</w:t>
       </w:r>
-      <w:hyperlink r:id="rId13">
-        <w:r>
-          <w:rPr>
-            <w:lang w:val="pt_PT" w:bidi="pt_PT"/>
-          </w:rPr>
-          <w:rPr>
-            <w:color w:val="0000EE"/>
-            <w:u w:val="single"/>
-          </w:rPr>
-          <w:t>1.4</w:t>
-        </w:r>
-      </w:hyperlink>
+      <w:r>
+        <w:rPr>
+          <w:lang w:val="pt_PT" w:bidi="pt_PT"/>
+        </w:rPr>
+        <w:t>1.4</w:t>
+      </w:r>
       <w:r>
         <w:rPr>
           <w:lang w:val="pt_PT" w:bidi="pt_PT"/>
         </w:rPr>
         <w:t xml:space="preserve">). Eles não respeitavam a autoridade (veja </w:t>
       </w:r>
-      <w:hyperlink r:id="rId14">
-        <w:r>
-          <w:rPr>
-            <w:lang w:val="pt_PT" w:bidi="pt_PT"/>
-          </w:rPr>
-          <w:rPr>
-            <w:color w:val="0000EE"/>
-            <w:u w:val="single"/>
-          </w:rPr>
-          <w:t>1.8–9</w:t>
-        </w:r>
-      </w:hyperlink>
+      <w:r>
+        <w:rPr>
+          <w:lang w:val="pt_PT" w:bidi="pt_PT"/>
+        </w:rPr>
+        <w:t>1.8–9</w:t>
+      </w:r>
       <w:r>
         <w:rPr>
           <w:lang w:val="pt_PT" w:bidi="pt_PT"/>
         </w:rPr>
         <w:t>) e se envolviam em muitos comportamentos pecaminosos (</w:t>
       </w:r>
-      <w:hyperlink r:id="rId15">
-        <w:r>
-          <w:rPr>
-            <w:lang w:val="pt_PT" w:bidi="pt_PT"/>
-          </w:rPr>
-          <w:rPr>
-            <w:color w:val="0000EE"/>
-            <w:u w:val="single"/>
-          </w:rPr>
-          <w:t>1.16</w:t>
-        </w:r>
-      </w:hyperlink>
+      <w:r>
+        <w:rPr>
+          <w:lang w:val="pt_PT" w:bidi="pt_PT"/>
+        </w:rPr>
+        <w:t>1.16</w:t>
+      </w:r>
       <w:r>
         <w:rPr>
           <w:lang w:val="pt_PT" w:bidi="pt_PT"/>
         </w:rPr>
         <w:t>,</w:t>
       </w:r>
-      <w:hyperlink r:id="rId16">
-        <w:r>
-          <w:rPr>
-            <w:lang w:val="pt_PT" w:bidi="pt_PT"/>
-          </w:rPr>
-          <w:rPr>
-            <w:color w:val="0000EE"/>
-            <w:u w:val="single"/>
-          </w:rPr>
-          <w:t>19</w:t>
-        </w:r>
-      </w:hyperlink>
+      <w:r>
+        <w:rPr>
+          <w:lang w:val="pt_PT" w:bidi="pt_PT"/>
+        </w:rPr>
+        <w:t>19</w:t>
+      </w:r>
       <w:r>
         <w:rPr>
           <w:lang w:val="pt_PT" w:bidi="pt_PT"/>
         </w:rPr>
         <w:t xml:space="preserve">). Esses libertinos, que afirmavam ser seguidores de Cristo (veja </w:t>
       </w:r>
-      <w:hyperlink r:id="rId13">
-        <w:r>
-          <w:rPr>
-            <w:lang w:val="pt_PT" w:bidi="pt_PT"/>
-          </w:rPr>
-          <w:rPr>
-            <w:color w:val="0000EE"/>
-            <w:u w:val="single"/>
-          </w:rPr>
-          <w:t>1.4</w:t>
-        </w:r>
-      </w:hyperlink>
+      <w:r>
+        <w:rPr>
+          <w:lang w:val="pt_PT" w:bidi="pt_PT"/>
+        </w:rPr>
+        <w:t>1.4</w:t>
+      </w:r>
       <w:r>
         <w:rPr>
           <w:lang w:val="pt_PT" w:bidi="pt_PT"/>
@@ -373,36 +343,24 @@
         </w:rPr>
         <w:t>Após a abertura da carta (</w:t>
       </w:r>
-      <w:hyperlink r:id="rId17">
-        <w:r>
-          <w:rPr>
-            <w:lang w:val="pt_PT" w:bidi="pt_PT"/>
-          </w:rPr>
-          <w:rPr>
-            <w:color w:val="0000EE"/>
-            <w:u w:val="single"/>
-          </w:rPr>
-          <w:t>1.1–2</w:t>
-        </w:r>
-      </w:hyperlink>
+      <w:r>
+        <w:rPr>
+          <w:lang w:val="pt_PT" w:bidi="pt_PT"/>
+        </w:rPr>
+        <w:t>1.1–2</w:t>
+      </w:r>
       <w:r>
         <w:rPr>
           <w:lang w:val="pt_PT" w:bidi="pt_PT"/>
         </w:rPr>
         <w:t>), Judas explica a situação que motivou sua carta (</w:t>
       </w:r>
-      <w:hyperlink r:id="rId18">
-        <w:r>
-          <w:rPr>
-            <w:lang w:val="pt_PT" w:bidi="pt_PT"/>
-          </w:rPr>
-          <w:rPr>
-            <w:color w:val="0000EE"/>
-            <w:u w:val="single"/>
-          </w:rPr>
-          <w:t>1.3–4</w:t>
-        </w:r>
-      </w:hyperlink>
+      <w:r>
+        <w:rPr>
+          <w:lang w:val="pt_PT" w:bidi="pt_PT"/>
+        </w:rPr>
+        <w:t>1.3–4</w:t>
+      </w:r>
       <w:r>
         <w:rPr>
           <w:lang w:val="pt_PT" w:bidi="pt_PT"/>
@@ -423,18 +381,12 @@
         </w:rPr>
         <w:t xml:space="preserve">Em </w:t>
       </w:r>
-      <w:hyperlink r:id="rId19">
-        <w:r>
-          <w:rPr>
-            <w:lang w:val="pt_PT" w:bidi="pt_PT"/>
-          </w:rPr>
-          <w:rPr>
-            <w:color w:val="0000EE"/>
-            <w:u w:val="single"/>
-          </w:rPr>
-          <w:t>1.5–16</w:t>
-        </w:r>
-      </w:hyperlink>
+      <w:r>
+        <w:rPr>
+          <w:lang w:val="pt_PT" w:bidi="pt_PT"/>
+        </w:rPr>
+        <w:t>1.5–16</w:t>
+      </w:r>
       <w:r>
         <w:rPr>
           <w:lang w:val="pt_PT" w:bidi="pt_PT"/>
@@ -461,18 +413,12 @@
         </w:rPr>
         <w:t>A,</w:t>
       </w:r>
-      <w:hyperlink r:id="rId20">
-        <w:r>
-          <w:rPr>
-            <w:lang w:val="pt_PT" w:bidi="pt_PT"/>
-          </w:rPr>
-          <w:rPr>
-            <w:color w:val="0000EE"/>
-            <w:u w:val="single"/>
-          </w:rPr>
-          <w:t>1.5–10</w:t>
-        </w:r>
-      </w:hyperlink>
+      <w:r>
+        <w:rPr>
+          <w:lang w:val="pt_PT" w:bidi="pt_PT"/>
+        </w:rPr>
+        <w:t>1.5–10</w:t>
+      </w:r>
       <w:r>
         <w:rPr>
           <w:lang w:val="pt_PT" w:bidi="pt_PT"/>
@@ -486,18 +432,12 @@
         </w:rPr>
         <w:t>B,</w:t>
       </w:r>
-      <w:hyperlink r:id="rId21">
-        <w:r>
-          <w:rPr>
-            <w:lang w:val="pt_PT" w:bidi="pt_PT"/>
-          </w:rPr>
-          <w:rPr>
-            <w:color w:val="0000EE"/>
-            <w:u w:val="single"/>
-          </w:rPr>
-          <w:t>1.11–13</w:t>
-        </w:r>
-      </w:hyperlink>
+      <w:r>
+        <w:rPr>
+          <w:lang w:val="pt_PT" w:bidi="pt_PT"/>
+        </w:rPr>
+        <w:t>1.11–13</w:t>
+      </w:r>
       <w:r>
         <w:rPr>
           <w:lang w:val="pt_PT" w:bidi="pt_PT"/>
@@ -511,18 +451,12 @@
         </w:rPr>
         <w:t>A’,</w:t>
       </w:r>
-      <w:hyperlink r:id="rId22">
-        <w:r>
-          <w:rPr>
-            <w:lang w:val="pt_PT" w:bidi="pt_PT"/>
-          </w:rPr>
-          <w:rPr>
-            <w:color w:val="0000EE"/>
-            <w:u w:val="single"/>
-          </w:rPr>
-          <w:t>1.14–16</w:t>
-        </w:r>
-      </w:hyperlink>
+      <w:r>
+        <w:rPr>
+          <w:lang w:val="pt_PT" w:bidi="pt_PT"/>
+        </w:rPr>
+        <w:t>1.14–16</w:t>
+      </w:r>
       <w:r>
         <w:rPr>
           <w:lang w:val="pt_PT" w:bidi="pt_PT"/>
@@ -543,36 +477,24 @@
         </w:rPr>
         <w:t>Judas então apela diretamente aos seus leitores (</w:t>
       </w:r>
-      <w:hyperlink r:id="rId23">
-        <w:r>
-          <w:rPr>
-            <w:lang w:val="pt_PT" w:bidi="pt_PT"/>
-          </w:rPr>
-          <w:rPr>
-            <w:color w:val="0000EE"/>
-            <w:u w:val="single"/>
-          </w:rPr>
-          <w:t>1.17–23</w:t>
-        </w:r>
-      </w:hyperlink>
+      <w:r>
+        <w:rPr>
+          <w:lang w:val="pt_PT" w:bidi="pt_PT"/>
+        </w:rPr>
+        <w:t>1.17–23</w:t>
+      </w:r>
       <w:r>
         <w:rPr>
           <w:lang w:val="pt_PT" w:bidi="pt_PT"/>
         </w:rPr>
         <w:t>), instando-os a se manterem firmes na verdade de Deus e a alcançarem os crentes que possam estar tentados a seguir os falsos mestres. A carta termina com uma notável doxologia (</w:t>
       </w:r>
-      <w:hyperlink r:id="rId24">
-        <w:r>
-          <w:rPr>
-            <w:lang w:val="pt_PT" w:bidi="pt_PT"/>
-          </w:rPr>
-          <w:rPr>
-            <w:color w:val="0000EE"/>
-            <w:u w:val="single"/>
-          </w:rPr>
-          <w:t>1.24–25</w:t>
-        </w:r>
-      </w:hyperlink>
+      <w:r>
+        <w:rPr>
+          <w:lang w:val="pt_PT" w:bidi="pt_PT"/>
+        </w:rPr>
+        <w:t>1.24–25</w:t>
+      </w:r>
       <w:r>
         <w:rPr>
           <w:lang w:val="pt_PT" w:bidi="pt_PT"/>
@@ -604,180 +526,120 @@
         </w:rPr>
         <w:t>Judas se identifica como “um irmão de Tiago” (</w:t>
       </w:r>
-      <w:hyperlink r:id="rId25">
-        <w:r>
-          <w:rPr>
-            <w:lang w:val="pt_PT" w:bidi="pt_PT"/>
-          </w:rPr>
-          <w:rPr>
-            <w:color w:val="0000EE"/>
-            <w:u w:val="single"/>
-          </w:rPr>
-          <w:t>1.1</w:t>
-        </w:r>
-      </w:hyperlink>
+      <w:r>
+        <w:rPr>
+          <w:lang w:val="pt_PT" w:bidi="pt_PT"/>
+        </w:rPr>
+        <w:t>1.1</w:t>
+      </w:r>
       <w:r>
         <w:rPr>
           <w:lang w:val="pt_PT" w:bidi="pt_PT"/>
         </w:rPr>
         <w:t>). Este Tiago é quase certamente o “irmão do Senhor” (</w:t>
       </w:r>
-      <w:hyperlink r:id="rId26">
-        <w:r>
-          <w:rPr>
-            <w:lang w:val="pt_PT" w:bidi="pt_PT"/>
-          </w:rPr>
-          <w:rPr>
-            <w:color w:val="0000EE"/>
-            <w:u w:val="single"/>
-          </w:rPr>
-          <w:t>Gl 1.19</w:t>
-        </w:r>
-      </w:hyperlink>
+      <w:r>
+        <w:rPr>
+          <w:lang w:val="pt_PT" w:bidi="pt_PT"/>
+        </w:rPr>
+        <w:t>Gl 1.19</w:t>
+      </w:r>
       <w:r>
         <w:rPr>
           <w:lang w:val="pt_PT" w:bidi="pt_PT"/>
         </w:rPr>
         <w:t xml:space="preserve">; veja </w:t>
       </w:r>
-      <w:hyperlink r:id="rId27">
-        <w:r>
-          <w:rPr>
-            <w:lang w:val="pt_PT" w:bidi="pt_PT"/>
-          </w:rPr>
-          <w:rPr>
-            <w:color w:val="0000EE"/>
-            <w:u w:val="single"/>
-          </w:rPr>
-          <w:t>Mt 13.55</w:t>
-        </w:r>
-      </w:hyperlink>
+      <w:r>
+        <w:rPr>
+          <w:lang w:val="pt_PT" w:bidi="pt_PT"/>
+        </w:rPr>
+        <w:t>Mt 13.55</w:t>
+      </w:r>
       <w:r>
         <w:rPr>
           <w:lang w:val="pt_PT" w:bidi="pt_PT"/>
         </w:rPr>
         <w:t xml:space="preserve"> // </w:t>
       </w:r>
-      <w:hyperlink r:id="rId28">
-        <w:r>
-          <w:rPr>
-            <w:lang w:val="pt_PT" w:bidi="pt_PT"/>
-          </w:rPr>
-          <w:rPr>
-            <w:color w:val="0000EE"/>
-            <w:u w:val="single"/>
-          </w:rPr>
-          <w:t>Mc 6.3</w:t>
-        </w:r>
-      </w:hyperlink>
+      <w:r>
+        <w:rPr>
+          <w:lang w:val="pt_PT" w:bidi="pt_PT"/>
+        </w:rPr>
+        <w:t>Mc 6.3</w:t>
+      </w:r>
       <w:r>
         <w:rPr>
           <w:lang w:val="pt_PT" w:bidi="pt_PT"/>
         </w:rPr>
         <w:t>), que se tornou o líder reconhecido da igreja de Jerusalém (</w:t>
       </w:r>
-      <w:hyperlink r:id="rId29">
-        <w:r>
-          <w:rPr>
-            <w:lang w:val="pt_PT" w:bidi="pt_PT"/>
-          </w:rPr>
-          <w:rPr>
-            <w:color w:val="0000EE"/>
-            <w:u w:val="single"/>
-          </w:rPr>
-          <w:t>At 15.13–21</w:t>
-        </w:r>
-      </w:hyperlink>
+      <w:r>
+        <w:rPr>
+          <w:lang w:val="pt_PT" w:bidi="pt_PT"/>
+        </w:rPr>
+        <w:t>At 15.13–21</w:t>
+      </w:r>
       <w:r>
         <w:rPr>
           <w:lang w:val="pt_PT" w:bidi="pt_PT"/>
         </w:rPr>
         <w:t xml:space="preserve">; </w:t>
       </w:r>
-      <w:hyperlink r:id="rId30">
-        <w:r>
-          <w:rPr>
-            <w:lang w:val="pt_PT" w:bidi="pt_PT"/>
-          </w:rPr>
-          <w:rPr>
-            <w:color w:val="0000EE"/>
-            <w:u w:val="single"/>
-          </w:rPr>
-          <w:t>21.18</w:t>
-        </w:r>
-      </w:hyperlink>
+      <w:r>
+        <w:rPr>
+          <w:lang w:val="pt_PT" w:bidi="pt_PT"/>
+        </w:rPr>
+        <w:t>21.18</w:t>
+      </w:r>
       <w:r>
         <w:rPr>
           <w:lang w:val="pt_PT" w:bidi="pt_PT"/>
         </w:rPr>
         <w:t>) e escreveu a carta de Tiago. Judas, portanto, também era irmão de Jesus. Judas e os outros irmãos de Jesus não seguiram Jesus durante seu ministério terrestre (</w:t>
       </w:r>
-      <w:hyperlink r:id="rId31">
-        <w:r>
-          <w:rPr>
-            <w:lang w:val="pt_PT" w:bidi="pt_PT"/>
-          </w:rPr>
-          <w:rPr>
-            <w:color w:val="0000EE"/>
-            <w:u w:val="single"/>
-          </w:rPr>
-          <w:t>Jo 7.5</w:t>
-        </w:r>
-      </w:hyperlink>
+      <w:r>
+        <w:rPr>
+          <w:lang w:val="pt_PT" w:bidi="pt_PT"/>
+        </w:rPr>
+        <w:t>Jo 7.5</w:t>
+      </w:r>
       <w:r>
         <w:rPr>
           <w:lang w:val="pt_PT" w:bidi="pt_PT"/>
         </w:rPr>
         <w:t xml:space="preserve">), mas evidentemente se tornaram crentes após a Ressurreição (veja </w:t>
       </w:r>
-      <w:hyperlink r:id="rId32">
-        <w:r>
-          <w:rPr>
-            <w:lang w:val="pt_PT" w:bidi="pt_PT"/>
-          </w:rPr>
-          <w:rPr>
-            <w:color w:val="0000EE"/>
-            <w:u w:val="single"/>
-          </w:rPr>
-          <w:t>At 1.14</w:t>
-        </w:r>
-      </w:hyperlink>
+      <w:r>
+        <w:rPr>
+          <w:lang w:val="pt_PT" w:bidi="pt_PT"/>
+        </w:rPr>
+        <w:t>At 1.14</w:t>
+      </w:r>
       <w:r>
         <w:rPr>
           <w:lang w:val="pt_PT" w:bidi="pt_PT"/>
         </w:rPr>
         <w:t xml:space="preserve">; </w:t>
       </w:r>
-      <w:hyperlink r:id="rId33">
-        <w:r>
-          <w:rPr>
-            <w:lang w:val="pt_PT" w:bidi="pt_PT"/>
-          </w:rPr>
-          <w:rPr>
-            <w:color w:val="0000EE"/>
-            <w:u w:val="single"/>
-          </w:rPr>
-          <w:t>1Co 15.7</w:t>
-        </w:r>
-      </w:hyperlink>
+      <w:r>
+        <w:rPr>
+          <w:lang w:val="pt_PT" w:bidi="pt_PT"/>
+        </w:rPr>
+        <w:t>1Co 15.7</w:t>
+      </w:r>
       <w:r>
         <w:rPr>
           <w:lang w:val="pt_PT" w:bidi="pt_PT"/>
         </w:rPr>
         <w:t>) e viajaram para espalhar a mensagem sobre o Senhor ressuscitado (</w:t>
       </w:r>
-      <w:hyperlink r:id="rId34">
-        <w:r>
-          <w:rPr>
-            <w:lang w:val="pt_PT" w:bidi="pt_PT"/>
-          </w:rPr>
-          <w:rPr>
-            <w:color w:val="0000EE"/>
-            <w:u w:val="single"/>
-          </w:rPr>
-          <w:t>1Co 9.5</w:t>
-        </w:r>
-      </w:hyperlink>
+      <w:r>
+        <w:rPr>
+          <w:lang w:val="pt_PT" w:bidi="pt_PT"/>
+        </w:rPr>
+        <w:t>1Co 9.5</w:t>
+      </w:r>
       <w:r>
         <w:rPr>
           <w:lang w:val="pt_PT" w:bidi="pt_PT"/>
@@ -846,108 +708,72 @@
         </w:rPr>
         <w:t>Falsos mestres. Falsos mestres de diversas variedades têm perturbado o povo de Deus ao longo dos anos. A carta de Judas é um poderoso lembrete de seu potencial para prejudicar a comunidade e oferece uma representação clara de seu terrível destino. A descrição de Judas sobre os falsos mestres faz uso dinâmico do Antigo Testamento e de outras tradições judaicas. Judas compara os falsos mestres aos israelitas rebeldes no deserto (</w:t>
       </w:r>
-      <w:hyperlink r:id="rId35">
-        <w:r>
-          <w:rPr>
-            <w:lang w:val="pt_PT" w:bidi="pt_PT"/>
-          </w:rPr>
-          <w:rPr>
-            <w:color w:val="0000EE"/>
-            <w:u w:val="single"/>
-          </w:rPr>
-          <w:t>1.5</w:t>
-        </w:r>
-      </w:hyperlink>
+      <w:r>
+        <w:rPr>
+          <w:lang w:val="pt_PT" w:bidi="pt_PT"/>
+        </w:rPr>
+        <w:t>1.5</w:t>
+      </w:r>
       <w:r>
         <w:rPr>
           <w:lang w:val="pt_PT" w:bidi="pt_PT"/>
         </w:rPr>
         <w:t>), aos anjos que se rebelaram contra Deus (</w:t>
       </w:r>
-      <w:hyperlink r:id="rId36">
-        <w:r>
-          <w:rPr>
-            <w:lang w:val="pt_PT" w:bidi="pt_PT"/>
-          </w:rPr>
-          <w:rPr>
-            <w:color w:val="0000EE"/>
-            <w:u w:val="single"/>
-          </w:rPr>
-          <w:t>1.6</w:t>
-        </w:r>
-      </w:hyperlink>
+      <w:r>
+        <w:rPr>
+          <w:lang w:val="pt_PT" w:bidi="pt_PT"/>
+        </w:rPr>
+        <w:t>1.6</w:t>
+      </w:r>
       <w:r>
         <w:rPr>
           <w:lang w:val="pt_PT" w:bidi="pt_PT"/>
         </w:rPr>
         <w:t>), e aos pecadores de Sodoma e Gomorra (</w:t>
       </w:r>
-      <w:hyperlink r:id="rId37">
-        <w:r>
-          <w:rPr>
-            <w:lang w:val="pt_PT" w:bidi="pt_PT"/>
-          </w:rPr>
-          <w:rPr>
-            <w:color w:val="0000EE"/>
-            <w:u w:val="single"/>
-          </w:rPr>
-          <w:t>1.7</w:t>
-        </w:r>
-      </w:hyperlink>
+      <w:r>
+        <w:rPr>
+          <w:lang w:val="pt_PT" w:bidi="pt_PT"/>
+        </w:rPr>
+        <w:t>1.7</w:t>
+      </w:r>
       <w:r>
         <w:rPr>
           <w:lang w:val="pt_PT" w:bidi="pt_PT"/>
         </w:rPr>
         <w:t xml:space="preserve">). Os falsos mestres são como Caim (veja </w:t>
       </w:r>
-      <w:hyperlink r:id="rId38">
-        <w:r>
-          <w:rPr>
-            <w:lang w:val="pt_PT" w:bidi="pt_PT"/>
-          </w:rPr>
-          <w:rPr>
-            <w:color w:val="0000EE"/>
-            <w:u w:val="single"/>
-          </w:rPr>
-          <w:t>Gn 4</w:t>
-        </w:r>
-      </w:hyperlink>
+      <w:r>
+        <w:rPr>
+          <w:lang w:val="pt_PT" w:bidi="pt_PT"/>
+        </w:rPr>
+        <w:t>Gn 4</w:t>
+      </w:r>
       <w:r>
         <w:rPr>
           <w:lang w:val="pt_PT" w:bidi="pt_PT"/>
         </w:rPr>
         <w:t xml:space="preserve">), Balaão (veja </w:t>
       </w:r>
-      <w:hyperlink r:id="rId39">
-        <w:r>
-          <w:rPr>
-            <w:lang w:val="pt_PT" w:bidi="pt_PT"/>
-          </w:rPr>
-          <w:rPr>
-            <w:color w:val="0000EE"/>
-            <w:u w:val="single"/>
-          </w:rPr>
-          <w:t>Nm 22–24</w:t>
-        </w:r>
-      </w:hyperlink>
+      <w:r>
+        <w:rPr>
+          <w:lang w:val="pt_PT" w:bidi="pt_PT"/>
+        </w:rPr>
+        <w:t>Nm 22–24</w:t>
+      </w:r>
       <w:r>
         <w:rPr>
           <w:lang w:val="pt_PT" w:bidi="pt_PT"/>
         </w:rPr>
         <w:t xml:space="preserve">), e Corá (veja </w:t>
       </w:r>
-      <w:hyperlink r:id="rId40">
-        <w:r>
-          <w:rPr>
-            <w:lang w:val="pt_PT" w:bidi="pt_PT"/>
-          </w:rPr>
-          <w:rPr>
-            <w:color w:val="0000EE"/>
-            <w:u w:val="single"/>
-          </w:rPr>
-          <w:t>Nm 16</w:t>
-        </w:r>
-      </w:hyperlink>
+      <w:r>
+        <w:rPr>
+          <w:lang w:val="pt_PT" w:bidi="pt_PT"/>
+        </w:rPr>
+        <w:t>Nm 16</w:t>
+      </w:r>
       <w:r>
         <w:rPr>
           <w:lang w:val="pt_PT" w:bidi="pt_PT"/>
@@ -968,54 +794,36 @@
         </w:rPr>
         <w:t xml:space="preserve">Defendendo a fé. Em </w:t>
       </w:r>
-      <w:hyperlink r:id="rId41">
-        <w:r>
-          <w:rPr>
-            <w:lang w:val="pt_PT" w:bidi="pt_PT"/>
-          </w:rPr>
-          <w:rPr>
-            <w:color w:val="0000EE"/>
-            <w:u w:val="single"/>
-          </w:rPr>
-          <w:t>1.3</w:t>
-        </w:r>
-      </w:hyperlink>
+      <w:r>
+        <w:rPr>
+          <w:lang w:val="pt_PT" w:bidi="pt_PT"/>
+        </w:rPr>
+        <w:t>1.3</w:t>
+      </w:r>
       <w:r>
         <w:rPr>
           <w:lang w:val="pt_PT" w:bidi="pt_PT"/>
         </w:rPr>
         <w:t>, Judas sugere que há uma mensagem central na igreja primitiva que serve como base para a crença cristã. Paulo assume a mesma ideia quando exorta Timóteo a “guardar o que Deus lhe confiou” (</w:t>
       </w:r>
-      <w:hyperlink r:id="rId42">
-        <w:r>
-          <w:rPr>
-            <w:lang w:val="pt_PT" w:bidi="pt_PT"/>
-          </w:rPr>
-          <w:rPr>
-            <w:color w:val="0000EE"/>
-            <w:u w:val="single"/>
-          </w:rPr>
-          <w:t>1Tm 6.20</w:t>
-        </w:r>
-      </w:hyperlink>
+      <w:r>
+        <w:rPr>
+          <w:lang w:val="pt_PT" w:bidi="pt_PT"/>
+        </w:rPr>
+        <w:t>1Tm 6.20</w:t>
+      </w:r>
       <w:r>
         <w:rPr>
           <w:lang w:val="pt_PT" w:bidi="pt_PT"/>
         </w:rPr>
         <w:t xml:space="preserve">; veja </w:t>
       </w:r>
-      <w:hyperlink r:id="rId43">
-        <w:r>
-          <w:rPr>
-            <w:lang w:val="pt_PT" w:bidi="pt_PT"/>
-          </w:rPr>
-          <w:rPr>
-            <w:color w:val="0000EE"/>
-            <w:u w:val="single"/>
-          </w:rPr>
-          <w:t>2Tm 1.14</w:t>
-        </w:r>
-      </w:hyperlink>
+      <w:r>
+        <w:rPr>
+          <w:lang w:val="pt_PT" w:bidi="pt_PT"/>
+        </w:rPr>
+        <w:t>2Tm 1.14</w:t>
+      </w:r>
       <w:r>
         <w:rPr>
           <w:lang w:val="pt_PT" w:bidi="pt_PT"/>
@@ -1036,18 +844,12 @@
         </w:rPr>
         <w:t xml:space="preserve">Ser cristão significa ter fé em Deus e amor pelos outros; também significa confessar alegremente a verdade que Deus revelou em Jesus Cristo. Não podemos expressar verdadeiramente a fé em Deus a menos que reconheçamos a verdade que Ele revelou. Por essa razão, os primeiros cristãos, mesmo no período do Novo Testamento, formularam declarações de credo para resumir os elementos essenciais da verdade cristã (por exemplo, </w:t>
       </w:r>
-      <w:hyperlink r:id="rId44">
-        <w:r>
-          <w:rPr>
-            <w:lang w:val="pt_PT" w:bidi="pt_PT"/>
-          </w:rPr>
-          <w:rPr>
-            <w:color w:val="0000EE"/>
-            <w:u w:val="single"/>
-          </w:rPr>
-          <w:t>1Tm 3.16</w:t>
-        </w:r>
-      </w:hyperlink>
+      <w:r>
+        <w:rPr>
+          <w:lang w:val="pt_PT" w:bidi="pt_PT"/>
+        </w:rPr>
+        <w:t>1Tm 3.16</w:t>
+      </w:r>
       <w:r>
         <w:rPr>
           <w:lang w:val="pt_PT" w:bidi="pt_PT"/>
